--- a/new-app/docs/Application-Progress-Report.docx
+++ b/new-app/docs/Application-Progress-Report.docx
@@ -42,7 +42,7 @@
         <w:t xml:space="preserve"> </w:t>
       </w:r>
       <w:r>
-        <w:t xml:space="preserve">5 October 2026</w:t>
+        <w:t xml:space="preserve">24 October 2026</w:t>
       </w:r>
       <w:r>
         <w:br/>
@@ -473,7 +473,7 @@
               <w:pStyle w:val="Compact"/>
             </w:pPr>
             <w:r>
-              <w:t xml:space="preserve">Action Required, notices, letters, Excess Summary, recap, QNEC and refunds, BRF report left out, audited / SOC / 5500 / escalation wording removed</w:t>
+              <w:t xml:space="preserve">Action Required, notices, letters, Excess Summary, recap, QNEC and refunds. A 401(k) BRF report is left out. A 403(b) BRF report stays. Audited, 5500, and escalation wording are removed. A 457 package keeps the Statement of Contribution</w:t>
             </w:r>
           </w:p>
         </w:tc>
@@ -543,7 +543,7 @@
               <w:pStyle w:val="Compact"/>
             </w:pPr>
             <w:r>
-              <w:t xml:space="preserve">Optional. The reviewer checks “Retype cover date to today, 402(g) dates, and HCE %”. Preview can highlight those spots. The download stays clean</w:t>
+              <w:t xml:space="preserve">Every Process sets the cover date to today and rewrites off-calendar 402(g) dates. The prior-year HCE % changes only when “Retype 402(g) dates and HCE %” is checked. Preview can highlight those spots. The download stays clean</w:t>
             </w:r>
           </w:p>
         </w:tc>
@@ -1370,7 +1370,7 @@
               <w:pStyle w:val="Compact"/>
             </w:pPr>
             <w:r>
-              <w:t xml:space="preserve">Bookmarks, including 403(b) HCE and ADP Test / ACP Test. A BRF report is not bookmarked</w:t>
+              <w:t xml:space="preserve">Bookmarks, including 403(b) HCE and ADP Test / ACP Test. A 401(k) BRF report is not bookmarked. A 403(b) BRF report is kept and bookmarked</w:t>
             </w:r>
           </w:p>
         </w:tc>
@@ -1554,7 +1554,7 @@
               <w:pStyle w:val="Compact"/>
             </w:pPr>
             <w:r>
-              <w:t xml:space="preserve">Cover letter date is today’s date</w:t>
+              <w:t xml:space="preserve">Cover letter date is today’s date, set on every Process</w:t>
             </w:r>
           </w:p>
         </w:tc>
@@ -1784,7 +1784,7 @@
               <w:pStyle w:val="Compact"/>
             </w:pPr>
             <w:r>
-              <w:t xml:space="preserve">Prior-year HCE % and off-calendar 402(g) dates</w:t>
+              <w:t xml:space="preserve">Prior-year HCE % when the box is checked, and off-calendar 402(g) dates on every Process</w:t>
             </w:r>
           </w:p>
         </w:tc>
@@ -1913,7 +1913,7 @@
         <w:t xml:space="preserve"> </w:t>
       </w:r>
       <w:r>
-        <w:t xml:space="preserve">A BRF report file or page is left out. The Result Summary line stays. BRF is not bookmarked.</w:t>
+        <w:t xml:space="preserve">A 401(k) BRF report file or page is left out and is not bookmarked. The Result Summary line stays. A 403(b) package keeps the BRF report and bookmarks it.</w:t>
       </w:r>
     </w:p>
     <w:p>
@@ -1935,7 +1935,7 @@
         <w:t xml:space="preserve"> </w:t>
       </w:r>
       <w:r>
-        <w:t xml:space="preserve">Audited wording, Statement of Contribution, 5500 wording, and escalation wording are removed.</w:t>
+        <w:t xml:space="preserve">Audited wording, Statement of Contribution, 5500 wording, and escalation wording are removed. A 457 package keeps the Statement of Contribution.</w:t>
       </w:r>
     </w:p>
     <w:p>
@@ -1979,23 +1979,7 @@
         <w:t xml:space="preserve"> </w:t>
       </w:r>
       <w:r>
-        <w:t xml:space="preserve">With</w:t>
-      </w:r>
-      <w:r>
-        <w:t xml:space="preserve"> </w:t>
-      </w:r>
-      <w:r>
-        <w:rPr>
-          <w:b/>
-          <w:bCs/>
-        </w:rPr>
-        <w:t xml:space="preserve">Retype cover date to today, 402(g) dates, and HCE %</w:t>
-      </w:r>
-      <w:r>
-        <w:t xml:space="preserve"> </w:t>
-      </w:r>
-      <w:r>
-        <w:t xml:space="preserve">checked, the cover letter date is set to today. The box is off by default. The Checks tab flags a cover date that is not today.</w:t>
+        <w:t xml:space="preserve">Every Process sets the cover letter date to today. If no letter date is found, it stays as printed and the Notes say so.</w:t>
       </w:r>
     </w:p>
     <w:p>
@@ -2017,7 +2001,23 @@
         <w:t xml:space="preserve"> </w:t>
       </w:r>
       <w:r>
-        <w:t xml:space="preserve">still uses the table (under 2% → ×2; 2% to 7.99% → +2; 8% or more → ×1.25), and only when the testing method is PRIOR and an NHCE % is on the package.</w:t>
+        <w:t xml:space="preserve">uses the table (under 2% → ×2; 2% to 7.99% → +2; 8% or more → ×1.25), and only when</w:t>
+      </w:r>
+      <w:r>
+        <w:t xml:space="preserve"> </w:t>
+      </w:r>
+      <w:r>
+        <w:rPr>
+          <w:b/>
+          <w:bCs/>
+        </w:rPr>
+        <w:t xml:space="preserve">Retype 402(g) dates and HCE %</w:t>
+      </w:r>
+      <w:r>
+        <w:t xml:space="preserve"> </w:t>
+      </w:r>
+      <w:r>
+        <w:t xml:space="preserve">is checked, the testing method is PRIOR, and an NHCE % is on the package. That box is off by default.</w:t>
       </w:r>
     </w:p>
     <w:p>
@@ -2039,7 +2039,7 @@
         <w:t xml:space="preserve"> </w:t>
       </w:r>
       <w:r>
-        <w:t xml:space="preserve">still change only on an off-calendar plan, and only when those plan-year dates are printed on a 402(g) page.</w:t>
+        <w:t xml:space="preserve">are rewritten on every Process, only on an off-calendar plan, and only when those plan-year dates are printed on a 402(g) page.</w:t>
       </w:r>
     </w:p>
     <w:p>
@@ -2083,7 +2083,23 @@
         <w:t xml:space="preserve"> </w:t>
       </w:r>
       <w:r>
-        <w:t xml:space="preserve">Result Summary top-heavy percent (including 0.00% and Plan is / is not Top Heavy) and pass/fail for 410(b), 401(a)(4), 414(s), 402(g), 415, ADP, and ACP. A failed 410(b) also looks for the Average Benefit Percentage wording. The three Compliance and Administrative Report pages are flagged if they are missing; they are not created. The client variance copy is checked for plan identity, Social Security numbers, 0.00 zeroes, one font size, Last-First name order, and text at the page edge. Plan number and plan name are checked on each report, and plan year end on the excess notice.</w:t>
+        <w:t xml:space="preserve">Result Summary top-heavy percent (including 0.00% and Plan is / is not Top Heavy; top heavy only when the percent is greater than 60) and pass/fail for 410(b), 401(a)(4), 414(s), 402(g), 415, ADP, and ACP. A failed 410(b) also looks for the Average Benefit Percentage wording. The three Compliance and Administrative Report pages are flagged if they are missing; they are not created. The client variance copy is checked for plan identity, Social Security numbers, 0.00 zeroes, one font size, Last-First name order, and text at the page edge. Plan number and plan name are checked on each report, and plan year end on the excess notice.</w:t>
+      </w:r>
+      <w:r>
+        <w:t xml:space="preserve"> </w:t>
+      </w:r>
+      <w:r>
+        <w:rPr>
+          <w:b/>
+          <w:bCs/>
+        </w:rPr>
+        <w:t xml:space="preserve">Assembly stops</w:t>
+      </w:r>
+      <w:r>
+        <w:t xml:space="preserve"> </w:t>
+      </w:r>
+      <w:r>
+        <w:t xml:space="preserve">is on by default. A failed required check does not save the PDF, the email draft, or the log.</w:t>
       </w:r>
     </w:p>
     <w:p>
@@ -2157,7 +2173,7 @@
         <w:t xml:space="preserve"> </w:t>
       </w:r>
       <w:r>
-        <w:t xml:space="preserve">Those files are skipped with a warning. Scanned PDFs that are only pictures also cannot be read, so rules, bookmarks, the filename, and the log stay empty on those packages.</w:t>
+        <w:t xml:space="preserve">A folder load skips a non-PDF and warns. Dropping a file that is not a PDF or the valuation Excel stops Process. Scanned PDFs that are only pictures also cannot be read, so rules, bookmarks, the filename, and the log stay empty on those packages.</w:t>
       </w:r>
     </w:p>
     <w:p>
@@ -2210,7 +2226,7 @@
         </w:numPr>
       </w:pPr>
       <w:r>
-        <w:t xml:space="preserve">Process: keep/remove, filled amounts, bookmarks, BRF report left out, disallowed wording removed.</w:t>
+        <w:t xml:space="preserve">Process: keep/remove, filled amounts, bookmarks, a 401(k) BRF report left out, a 403(b) BRF report kept, and disallowed wording removed.</w:t>
       </w:r>
     </w:p>
     <w:p>
@@ -2222,7 +2238,23 @@
         </w:numPr>
       </w:pPr>
       <w:r>
-        <w:t xml:space="preserve">Optional retype of the cover date to today, the prior-year HCE %, and off-calendar 402(g) dates.</w:t>
+        <w:t xml:space="preserve">Cover date and off-calendar 402(g) dates on every Process. Prior-year HCE % only when</w:t>
+      </w:r>
+      <w:r>
+        <w:t xml:space="preserve"> </w:t>
+      </w:r>
+      <w:r>
+        <w:rPr>
+          <w:b/>
+          <w:bCs/>
+        </w:rPr>
+        <w:t xml:space="preserve">Retype 402(g) dates and HCE %</w:t>
+      </w:r>
+      <w:r>
+        <w:t xml:space="preserve"> </w:t>
+      </w:r>
+      <w:r>
+        <w:t xml:space="preserve">is checked.</w:t>
       </w:r>
     </w:p>
     <w:p>
@@ -2246,7 +2278,7 @@
         </w:numPr>
       </w:pPr>
       <w:r>
-        <w:t xml:space="preserve">Checks for the Result Summary, the three compliance pages, the client variance copy, and plan identity on the reports.</w:t>
+        <w:t xml:space="preserve">Checks for the Result Summary, the three compliance pages, the client variance copy, and plan identity on the reports. Assembly stops blocks the save when a required check fails.</w:t>
       </w:r>
     </w:p>
     <w:p>
@@ -2345,7 +2377,7 @@
         <w:pStyle w:val="BodyText"/>
       </w:pPr>
       <w:r>
-        <w:t xml:space="preserve">The remaining work is a visual check for other company names on the cover, sending the email, claiming the plan on the Testing Log, and converting non-PDF files. A package with no matching date or percentage will look unchanged even with the retype box checked; the notes on the result say what was left as printed.</w:t>
+        <w:t xml:space="preserve">The remaining work is a visual check for other company names on the cover, sending the email, claiming the plan on the Testing Log, and converting non-PDF files. The cover date is set on every Process. If no letter date, HCE percentage, or 402(g) date is found, that line stays as printed and the Notes say so.</w:t>
       </w:r>
     </w:p>
     <w:bookmarkEnd w:id="13"/>
@@ -3240,7 +3272,7 @@
       <w:color w:themeColor="accent1" w:themeShade="BF" w:val="365F91"/>
     </w:rPr>
   </w:style>
-  <w:style w:type="paragraph" w:customStyle="1" w:styleId="SourceCode">
+  <w:style w:customStyle="1" w:styleId="SourceCode" w:type="paragraph">
     <w:name w:val="Source Code"/>
     <w:basedOn w:val="Normal"/>
     <w:link w:val="VerbatimChar"/>
@@ -3248,7 +3280,7 @@
       <w:wordWrap w:val="off"/>
     </w:pPr>
   </w:style>
-  <w:style w:type="character" w:customStyle="1" w:styleId="KeywordTok">
+  <w:style w:customStyle="1" w:styleId="KeywordTok" w:type="character">
     <w:name w:val="KeywordTok"/>
     <w:basedOn w:val="VerbatimChar"/>
     <w:rPr>
@@ -3256,77 +3288,77 @@
       <w:color w:val="007020"/>
     </w:rPr>
   </w:style>
-  <w:style w:type="character" w:customStyle="1" w:styleId="DataTypeTok">
+  <w:style w:customStyle="1" w:styleId="DataTypeTok" w:type="character">
     <w:name w:val="DataTypeTok"/>
     <w:basedOn w:val="VerbatimChar"/>
     <w:rPr>
       <w:color w:val="902000"/>
     </w:rPr>
   </w:style>
-  <w:style w:type="character" w:customStyle="1" w:styleId="DecValTok">
+  <w:style w:customStyle="1" w:styleId="DecValTok" w:type="character">
     <w:name w:val="DecValTok"/>
     <w:basedOn w:val="VerbatimChar"/>
     <w:rPr>
       <w:color w:val="40a070"/>
     </w:rPr>
   </w:style>
-  <w:style w:type="character" w:customStyle="1" w:styleId="BaseNTok">
+  <w:style w:customStyle="1" w:styleId="BaseNTok" w:type="character">
     <w:name w:val="BaseNTok"/>
     <w:basedOn w:val="VerbatimChar"/>
     <w:rPr>
       <w:color w:val="40a070"/>
     </w:rPr>
   </w:style>
-  <w:style w:type="character" w:customStyle="1" w:styleId="FloatTok">
+  <w:style w:customStyle="1" w:styleId="FloatTok" w:type="character">
     <w:name w:val="FloatTok"/>
     <w:basedOn w:val="VerbatimChar"/>
     <w:rPr>
       <w:color w:val="40a070"/>
     </w:rPr>
   </w:style>
-  <w:style w:type="character" w:customStyle="1" w:styleId="ConstantTok">
+  <w:style w:customStyle="1" w:styleId="ConstantTok" w:type="character">
     <w:name w:val="ConstantTok"/>
     <w:basedOn w:val="VerbatimChar"/>
     <w:rPr>
       <w:color w:val="880000"/>
     </w:rPr>
   </w:style>
-  <w:style w:type="character" w:customStyle="1" w:styleId="CharTok">
+  <w:style w:customStyle="1" w:styleId="CharTok" w:type="character">
     <w:name w:val="CharTok"/>
     <w:basedOn w:val="VerbatimChar"/>
     <w:rPr>
       <w:color w:val="4070a0"/>
     </w:rPr>
   </w:style>
-  <w:style w:type="character" w:customStyle="1" w:styleId="SpecialCharTok">
+  <w:style w:customStyle="1" w:styleId="SpecialCharTok" w:type="character">
     <w:name w:val="SpecialCharTok"/>
     <w:basedOn w:val="VerbatimChar"/>
     <w:rPr>
       <w:color w:val="4070a0"/>
     </w:rPr>
   </w:style>
-  <w:style w:type="character" w:customStyle="1" w:styleId="StringTok">
+  <w:style w:customStyle="1" w:styleId="StringTok" w:type="character">
     <w:name w:val="StringTok"/>
     <w:basedOn w:val="VerbatimChar"/>
     <w:rPr>
       <w:color w:val="4070a0"/>
     </w:rPr>
   </w:style>
-  <w:style w:type="character" w:customStyle="1" w:styleId="VerbatimStringTok">
+  <w:style w:customStyle="1" w:styleId="VerbatimStringTok" w:type="character">
     <w:name w:val="VerbatimStringTok"/>
     <w:basedOn w:val="VerbatimChar"/>
     <w:rPr>
       <w:color w:val="4070a0"/>
     </w:rPr>
   </w:style>
-  <w:style w:type="character" w:customStyle="1" w:styleId="SpecialStringTok">
+  <w:style w:customStyle="1" w:styleId="SpecialStringTok" w:type="character">
     <w:name w:val="SpecialStringTok"/>
     <w:basedOn w:val="VerbatimChar"/>
     <w:rPr>
       <w:color w:val="bb6688"/>
     </w:rPr>
   </w:style>
-  <w:style w:type="character" w:customStyle="1" w:styleId="ImportTok">
+  <w:style w:customStyle="1" w:styleId="ImportTok" w:type="character">
     <w:name w:val="ImportTok"/>
     <w:basedOn w:val="VerbatimChar"/>
     <w:rPr>
@@ -3334,7 +3366,7 @@
       <w:color w:val="008000"/>
     </w:rPr>
   </w:style>
-  <w:style w:type="character" w:customStyle="1" w:styleId="CommentTok">
+  <w:style w:customStyle="1" w:styleId="CommentTok" w:type="character">
     <w:name w:val="CommentTok"/>
     <w:basedOn w:val="VerbatimChar"/>
     <w:rPr>
@@ -3342,7 +3374,7 @@
       <w:color w:val="60a0b0"/>
     </w:rPr>
   </w:style>
-  <w:style w:type="character" w:customStyle="1" w:styleId="DocumentationTok">
+  <w:style w:customStyle="1" w:styleId="DocumentationTok" w:type="character">
     <w:name w:val="DocumentationTok"/>
     <w:basedOn w:val="VerbatimChar"/>
     <w:rPr>
@@ -3350,7 +3382,7 @@
       <w:color w:val="ba2121"/>
     </w:rPr>
   </w:style>
-  <w:style w:type="character" w:customStyle="1" w:styleId="AnnotationTok">
+  <w:style w:customStyle="1" w:styleId="AnnotationTok" w:type="character">
     <w:name w:val="AnnotationTok"/>
     <w:basedOn w:val="VerbatimChar"/>
     <w:rPr>
@@ -3359,7 +3391,7 @@
       <w:color w:val="60a0b0"/>
     </w:rPr>
   </w:style>
-  <w:style w:type="character" w:customStyle="1" w:styleId="CommentVarTok">
+  <w:style w:customStyle="1" w:styleId="CommentVarTok" w:type="character">
     <w:name w:val="CommentVarTok"/>
     <w:basedOn w:val="VerbatimChar"/>
     <w:rPr>
@@ -3368,28 +3400,28 @@
       <w:color w:val="60a0b0"/>
     </w:rPr>
   </w:style>
-  <w:style w:type="character" w:customStyle="1" w:styleId="OtherTok">
+  <w:style w:customStyle="1" w:styleId="OtherTok" w:type="character">
     <w:name w:val="OtherTok"/>
     <w:basedOn w:val="VerbatimChar"/>
     <w:rPr>
       <w:color w:val="007020"/>
     </w:rPr>
   </w:style>
-  <w:style w:type="character" w:customStyle="1" w:styleId="FunctionTok">
+  <w:style w:customStyle="1" w:styleId="FunctionTok" w:type="character">
     <w:name w:val="FunctionTok"/>
     <w:basedOn w:val="VerbatimChar"/>
     <w:rPr>
       <w:color w:val="06287e"/>
     </w:rPr>
   </w:style>
-  <w:style w:type="character" w:customStyle="1" w:styleId="VariableTok">
+  <w:style w:customStyle="1" w:styleId="VariableTok" w:type="character">
     <w:name w:val="VariableTok"/>
     <w:basedOn w:val="VerbatimChar"/>
     <w:rPr>
       <w:color w:val="19177c"/>
     </w:rPr>
   </w:style>
-  <w:style w:type="character" w:customStyle="1" w:styleId="ControlFlowTok">
+  <w:style w:customStyle="1" w:styleId="ControlFlowTok" w:type="character">
     <w:name w:val="ControlFlowTok"/>
     <w:basedOn w:val="VerbatimChar"/>
     <w:rPr>
@@ -3397,45 +3429,45 @@
       <w:color w:val="007020"/>
     </w:rPr>
   </w:style>
-  <w:style w:type="character" w:customStyle="1" w:styleId="OperatorTok">
+  <w:style w:customStyle="1" w:styleId="OperatorTok" w:type="character">
     <w:name w:val="OperatorTok"/>
     <w:basedOn w:val="VerbatimChar"/>
     <w:rPr>
       <w:color w:val="666666"/>
     </w:rPr>
   </w:style>
-  <w:style w:type="character" w:customStyle="1" w:styleId="BuiltInTok">
+  <w:style w:customStyle="1" w:styleId="BuiltInTok" w:type="character">
     <w:name w:val="BuiltInTok"/>
     <w:basedOn w:val="VerbatimChar"/>
     <w:rPr>
       <w:color w:val="008000"/>
     </w:rPr>
   </w:style>
-  <w:style w:type="character" w:customStyle="1" w:styleId="ExtensionTok">
+  <w:style w:customStyle="1" w:styleId="ExtensionTok" w:type="character">
     <w:name w:val="ExtensionTok"/>
     <w:basedOn w:val="VerbatimChar"/>
     <w:rPr/>
   </w:style>
-  <w:style w:type="character" w:customStyle="1" w:styleId="PreprocessorTok">
+  <w:style w:customStyle="1" w:styleId="PreprocessorTok" w:type="character">
     <w:name w:val="PreprocessorTok"/>
     <w:basedOn w:val="VerbatimChar"/>
     <w:rPr>
       <w:color w:val="bc7a00"/>
     </w:rPr>
   </w:style>
-  <w:style w:type="character" w:customStyle="1" w:styleId="AttributeTok">
+  <w:style w:customStyle="1" w:styleId="AttributeTok" w:type="character">
     <w:name w:val="AttributeTok"/>
     <w:basedOn w:val="VerbatimChar"/>
     <w:rPr>
       <w:color w:val="7d9029"/>
     </w:rPr>
   </w:style>
-  <w:style w:type="character" w:customStyle="1" w:styleId="RegionMarkerTok">
+  <w:style w:customStyle="1" w:styleId="RegionMarkerTok" w:type="character">
     <w:name w:val="RegionMarkerTok"/>
     <w:basedOn w:val="VerbatimChar"/>
     <w:rPr/>
   </w:style>
-  <w:style w:type="character" w:customStyle="1" w:styleId="InformationTok">
+  <w:style w:customStyle="1" w:styleId="InformationTok" w:type="character">
     <w:name w:val="InformationTok"/>
     <w:basedOn w:val="VerbatimChar"/>
     <w:rPr>
@@ -3444,7 +3476,7 @@
       <w:color w:val="60a0b0"/>
     </w:rPr>
   </w:style>
-  <w:style w:type="character" w:customStyle="1" w:styleId="WarningTok">
+  <w:style w:customStyle="1" w:styleId="WarningTok" w:type="character">
     <w:name w:val="WarningTok"/>
     <w:basedOn w:val="VerbatimChar"/>
     <w:rPr>
@@ -3453,7 +3485,7 @@
       <w:color w:val="60a0b0"/>
     </w:rPr>
   </w:style>
-  <w:style w:type="character" w:customStyle="1" w:styleId="AlertTok">
+  <w:style w:customStyle="1" w:styleId="AlertTok" w:type="character">
     <w:name w:val="AlertTok"/>
     <w:basedOn w:val="VerbatimChar"/>
     <w:rPr>
@@ -3461,7 +3493,7 @@
       <w:color w:val="ff0000"/>
     </w:rPr>
   </w:style>
-  <w:style w:type="character" w:customStyle="1" w:styleId="ErrorTok">
+  <w:style w:customStyle="1" w:styleId="ErrorTok" w:type="character">
     <w:name w:val="ErrorTok"/>
     <w:basedOn w:val="VerbatimChar"/>
     <w:rPr>
@@ -3469,7 +3501,7 @@
       <w:color w:val="ff0000"/>
     </w:rPr>
   </w:style>
-  <w:style w:type="character" w:customStyle="1" w:styleId="NormalTok">
+  <w:style w:customStyle="1" w:styleId="NormalTok" w:type="character">
     <w:name w:val="NormalTok"/>
     <w:basedOn w:val="VerbatimChar"/>
     <w:rPr/>
